--- a/Chapter11/Chapter 11 Validation.docx
+++ b/Chapter11/Chapter 11 Validation.docx
@@ -19,7 +19,203 @@
         <w:t>n</w:t>
       </w:r>
     </w:p>
-    <w:p/>
+    <w:p>
+      <w:r>
+        <w:drawing>
+          <wp:inline distT="0" distB="0" distL="0" distR="0" wp14:anchorId="467D225C" wp14:editId="499C050E">
+            <wp:extent cx="5858693" cy="2857899"/>
+            <wp:effectExtent l="0" t="0" r="8890" b="0"/>
+            <wp:docPr id="1012000377" name="Picture 1"/>
+            <wp:cNvGraphicFramePr>
+              <a:graphicFrameLocks xmlns:a="http://schemas.openxmlformats.org/drawingml/2006/main" noChangeAspect="1"/>
+            </wp:cNvGraphicFramePr>
+            <a:graphic xmlns:a="http://schemas.openxmlformats.org/drawingml/2006/main">
+              <a:graphicData uri="http://schemas.openxmlformats.org/drawingml/2006/picture">
+                <pic:pic xmlns:pic="http://schemas.openxmlformats.org/drawingml/2006/picture">
+                  <pic:nvPicPr>
+                    <pic:cNvPr id="1012000377" name=""/>
+                    <pic:cNvPicPr/>
+                  </pic:nvPicPr>
+                  <pic:blipFill>
+                    <a:blip r:embed="rId4"/>
+                    <a:stretch>
+                      <a:fillRect/>
+                    </a:stretch>
+                  </pic:blipFill>
+                  <pic:spPr>
+                    <a:xfrm>
+                      <a:off x="0" y="0"/>
+                      <a:ext cx="5858693" cy="2857899"/>
+                    </a:xfrm>
+                    <a:prstGeom prst="rect">
+                      <a:avLst/>
+                    </a:prstGeom>
+                  </pic:spPr>
+                </pic:pic>
+              </a:graphicData>
+            </a:graphic>
+          </wp:inline>
+        </w:drawing>
+      </w:r>
+    </w:p>
+    <w:p>
+      <w:r>
+        <w:drawing>
+          <wp:inline distT="0" distB="0" distL="0" distR="0" wp14:anchorId="5B41E977" wp14:editId="0AA670B2">
+            <wp:extent cx="5801535" cy="2896004"/>
+            <wp:effectExtent l="0" t="0" r="8890" b="0"/>
+            <wp:docPr id="711862935" name="Picture 1"/>
+            <wp:cNvGraphicFramePr>
+              <a:graphicFrameLocks xmlns:a="http://schemas.openxmlformats.org/drawingml/2006/main" noChangeAspect="1"/>
+            </wp:cNvGraphicFramePr>
+            <a:graphic xmlns:a="http://schemas.openxmlformats.org/drawingml/2006/main">
+              <a:graphicData uri="http://schemas.openxmlformats.org/drawingml/2006/picture">
+                <pic:pic xmlns:pic="http://schemas.openxmlformats.org/drawingml/2006/picture">
+                  <pic:nvPicPr>
+                    <pic:cNvPr id="711862935" name=""/>
+                    <pic:cNvPicPr/>
+                  </pic:nvPicPr>
+                  <pic:blipFill>
+                    <a:blip r:embed="rId5"/>
+                    <a:stretch>
+                      <a:fillRect/>
+                    </a:stretch>
+                  </pic:blipFill>
+                  <pic:spPr>
+                    <a:xfrm>
+                      <a:off x="0" y="0"/>
+                      <a:ext cx="5801535" cy="2896004"/>
+                    </a:xfrm>
+                    <a:prstGeom prst="rect">
+                      <a:avLst/>
+                    </a:prstGeom>
+                  </pic:spPr>
+                </pic:pic>
+              </a:graphicData>
+            </a:graphic>
+          </wp:inline>
+        </w:drawing>
+      </w:r>
+    </w:p>
+    <w:p>
+      <w:r>
+        <w:lastRenderedPageBreak/>
+        <w:drawing>
+          <wp:inline distT="0" distB="0" distL="0" distR="0" wp14:anchorId="63FA8C6F" wp14:editId="1DEA710B">
+            <wp:extent cx="5906324" cy="2857899"/>
+            <wp:effectExtent l="0" t="0" r="0" b="0"/>
+            <wp:docPr id="2146834609" name="Picture 1"/>
+            <wp:cNvGraphicFramePr>
+              <a:graphicFrameLocks xmlns:a="http://schemas.openxmlformats.org/drawingml/2006/main" noChangeAspect="1"/>
+            </wp:cNvGraphicFramePr>
+            <a:graphic xmlns:a="http://schemas.openxmlformats.org/drawingml/2006/main">
+              <a:graphicData uri="http://schemas.openxmlformats.org/drawingml/2006/picture">
+                <pic:pic xmlns:pic="http://schemas.openxmlformats.org/drawingml/2006/picture">
+                  <pic:nvPicPr>
+                    <pic:cNvPr id="2146834609" name=""/>
+                    <pic:cNvPicPr/>
+                  </pic:nvPicPr>
+                  <pic:blipFill>
+                    <a:blip r:embed="rId6"/>
+                    <a:stretch>
+                      <a:fillRect/>
+                    </a:stretch>
+                  </pic:blipFill>
+                  <pic:spPr>
+                    <a:xfrm>
+                      <a:off x="0" y="0"/>
+                      <a:ext cx="5906324" cy="2857899"/>
+                    </a:xfrm>
+                    <a:prstGeom prst="rect">
+                      <a:avLst/>
+                    </a:prstGeom>
+                  </pic:spPr>
+                </pic:pic>
+              </a:graphicData>
+            </a:graphic>
+          </wp:inline>
+        </w:drawing>
+      </w:r>
+    </w:p>
+    <w:p>
+      <w:r>
+        <w:drawing>
+          <wp:inline distT="0" distB="0" distL="0" distR="0" wp14:anchorId="1ABB0A92" wp14:editId="14913C10">
+            <wp:extent cx="5915851" cy="2905530"/>
+            <wp:effectExtent l="0" t="0" r="8890" b="9525"/>
+            <wp:docPr id="2015198519" name="Picture 1"/>
+            <wp:cNvGraphicFramePr>
+              <a:graphicFrameLocks xmlns:a="http://schemas.openxmlformats.org/drawingml/2006/main" noChangeAspect="1"/>
+            </wp:cNvGraphicFramePr>
+            <a:graphic xmlns:a="http://schemas.openxmlformats.org/drawingml/2006/main">
+              <a:graphicData uri="http://schemas.openxmlformats.org/drawingml/2006/picture">
+                <pic:pic xmlns:pic="http://schemas.openxmlformats.org/drawingml/2006/picture">
+                  <pic:nvPicPr>
+                    <pic:cNvPr id="2015198519" name=""/>
+                    <pic:cNvPicPr/>
+                  </pic:nvPicPr>
+                  <pic:blipFill>
+                    <a:blip r:embed="rId7"/>
+                    <a:stretch>
+                      <a:fillRect/>
+                    </a:stretch>
+                  </pic:blipFill>
+                  <pic:spPr>
+                    <a:xfrm>
+                      <a:off x="0" y="0"/>
+                      <a:ext cx="5915851" cy="2905530"/>
+                    </a:xfrm>
+                    <a:prstGeom prst="rect">
+                      <a:avLst/>
+                    </a:prstGeom>
+                  </pic:spPr>
+                </pic:pic>
+              </a:graphicData>
+            </a:graphic>
+          </wp:inline>
+        </w:drawing>
+      </w:r>
+    </w:p>
+    <w:p>
+      <w:r>
+        <w:lastRenderedPageBreak/>
+        <w:drawing>
+          <wp:inline distT="0" distB="0" distL="0" distR="0" wp14:anchorId="100C8F5F" wp14:editId="50002630">
+            <wp:extent cx="5943600" cy="4069715"/>
+            <wp:effectExtent l="0" t="0" r="0" b="6985"/>
+            <wp:docPr id="1359017806" name="Picture 1"/>
+            <wp:cNvGraphicFramePr>
+              <a:graphicFrameLocks xmlns:a="http://schemas.openxmlformats.org/drawingml/2006/main" noChangeAspect="1"/>
+            </wp:cNvGraphicFramePr>
+            <a:graphic xmlns:a="http://schemas.openxmlformats.org/drawingml/2006/main">
+              <a:graphicData uri="http://schemas.openxmlformats.org/drawingml/2006/picture">
+                <pic:pic xmlns:pic="http://schemas.openxmlformats.org/drawingml/2006/picture">
+                  <pic:nvPicPr>
+                    <pic:cNvPr id="1359017806" name=""/>
+                    <pic:cNvPicPr/>
+                  </pic:nvPicPr>
+                  <pic:blipFill>
+                    <a:blip r:embed="rId8"/>
+                    <a:stretch>
+                      <a:fillRect/>
+                    </a:stretch>
+                  </pic:blipFill>
+                  <pic:spPr>
+                    <a:xfrm>
+                      <a:off x="0" y="0"/>
+                      <a:ext cx="5943600" cy="4069715"/>
+                    </a:xfrm>
+                    <a:prstGeom prst="rect">
+                      <a:avLst/>
+                    </a:prstGeom>
+                  </pic:spPr>
+                </pic:pic>
+              </a:graphicData>
+            </a:graphic>
+          </wp:inline>
+        </w:drawing>
+      </w:r>
+    </w:p>
     <w:sectPr>
       <w:pgSz w:w="12240" w:h="15840"/>
       <w:pgMar w:top="1440" w:right="1440" w:bottom="1440" w:left="1440" w:header="720" w:footer="720" w:gutter="0"/>
